--- a/example_articles/countries/Russia/5.countries_Russia_Other_publisher.docx
+++ b/example_articles/countries/Russia/5.countries_Russia_Other_publisher.docx
@@ -27,17 +27,17 @@
     </w:p>
     <w:p>
       <w:r>
-        <w:t>Source File: Other publishers/Files (500) (31).DOCX</w:t>
+        <w:t>Source file: Other publishers/Files (500) (31).DOCX</w:t>
       </w:r>
     </w:p>
     <w:p>
       <w:r>
-        <w:t>Raw locations result: ['USSR', 'Russia']</w:t>
+        <w:t>Raw locations result, 'locations': ['USSR', 'Russia']</w:t>
       </w:r>
     </w:p>
     <w:p>
       <w:r>
-        <w:t>countries_stand_flat (Standardized): Russia</w:t>
+        <w:t>Standardized locations result, 'countries_stand_flat': Russia</w:t>
       </w:r>
     </w:p>
     <w:p>

--- a/example_articles/countries/Russia/5.countries_Russia_Other_publisher.docx
+++ b/example_articles/countries/Russia/5.countries_Russia_Other_publisher.docx
@@ -7,7 +7,9 @@
         <w:pStyle w:val="Heading1"/>
       </w:pPr>
       <w:r>
-        <w:t>Briefly</w:t>
+        <w:t>LET'S TALK ABOUT SUNFLOWER SEEDS 1/2;</w:t>
+        <w:br/>
+        <w:t>THEIR LARGE, RAPID RISE IN POPULARITY CLEARLY IS MORE THAN A BIRD THING</w:t>
       </w:r>
     </w:p>
     <w:p>
@@ -17,22 +19,22 @@
     </w:p>
     <w:p>
       <w:r>
-        <w:t>Date: 1990-06-14</w:t>
+        <w:t>Date: 1993-10-31</w:t>
       </w:r>
     </w:p>
     <w:p>
       <w:r>
-        <w:t>Section: NEWS; Pg. 2A; Newsmakers</w:t>
+        <w:t>Section: SPORTS,</w:t>
       </w:r>
     </w:p>
     <w:p>
       <w:r>
-        <w:t>Source file: Other publishers/Files (500) (31).DOCX</w:t>
+        <w:t>Source file: Other publishers/Files (500) (23).DOCX</w:t>
       </w:r>
     </w:p>
     <w:p>
       <w:r>
-        <w:t>Raw locations result, 'locations': ['USSR', 'Russia']</w:t>
+        <w:t>Raw locations result, 'locations': ['Russia']</w:t>
       </w:r>
     </w:p>
     <w:p>
@@ -49,21 +51,39 @@
     </w:p>
     <w:p>
       <w:r>
-        <w:t>Kidnapped gold miner Scott Heimdal, 27, of Peoria, Ill., may not be released by communist guerrillas in Ecuador after all. They say they want $ 612,000 - 10 times the $ 60,000 ransom delivered Monday.</w:t>
+        <w:t>-- Prehistoric Native Americans were the first humans to eat sunflowers seeds.</w:t>
         <w:br/>
-        <w:t>Kidnappers now say the money Heimdal's working-class family raised from community donations was just to guarantee his life. Family members say they can't raise the larger figure. … New York state prosecutors said Wednesday they will appeal the dismissal of 180 counts of a 188-count tax fraud indictment against Leona Helmsley. A judge last month dismissed the charges because they were the same as those on which Helmsley, 70, was convicted of last year. … Susan Sturc Lederman, professor of political science at Kean College of New Jersey, was elected president of the League of Women Voters Wednesday.</w:t>
+        <w:t>-- Russian immigrants in Canada ''reintroduced'' sunflower seeds as a human food to North America.</w:t>
+        <w:br/>
+        <w:t>-- Sunflower seeds, the single most popular wild bird food, are a by- product of the confection-seed and oil-seed markets.</w:t>
+        <w:br/>
+        <w:t>These are just a few of the kernels of sunflower trivia I've picked up over the years as I've studied the wild-bird food business. Though people who feed birds tend to be preoccupied with the visitors at backyard bird feeders, the story behind the foods is a fascinating one.</w:t>
+        <w:br/>
+        <w:t>Archaeologists report that sunflowers seeds were used and cultivated by prehistoric Indian tribes in what is now the U.S. southwest. They were eaten and used in religious rituals and as decorations on utensils and baskets.</w:t>
+        <w:br/>
+        <w:t>In the 16th century, Spanish explorers took sunflower seeds back to Europe. They slowly spread across the continent and were used primarily for ornamental purposes for several hundred years. It took the Russians to recognize their food value.</w:t>
+        <w:br/>
+        <w:t>The Russian Orthodox church forbade the eating of oil-rich foods during the 40 days preceding both Christmas and Easter. Because sunflowers were new and unfamiliar, they were not on the list of forbidden foods. The working class welcomed this new source of meal and oil. By the mid-1850s many Russian farmers raised sunflowers, and even today Russia remains the world's leading producer of sunflower seeds.</w:t>
+        <w:br/>
+        <w:t>In the 1870s, Russian immigrants who had settled on the plains of what is now Manitoba and Saskatchewan raised Russian Mammoth sunflowers on their farms. By the 1880s, U.S. seed companies were selling Russian Mammoths in their catalogs.</w:t>
+        <w:br/>
+        <w:t>Fifty years later, U.S. sunflower production averaged about 6 million pounds annually. In 1991, for example, U.S. farmers planted nearly 2.5 million acres of sunflowers for a total production of 1.5 million metric tons of sunflower seeds (average yield: 1,338 pounds per acre). North Dakota (1.6 million acres) led the U.S. in sunflower production, followed by South Dakota (427,00 acres) and Minnesota (280,000 acres).</w:t>
+        <w:br/>
+        <w:t>Though the percentages vary from year to year, 75 to 85 percent of total production is black-oil seeds. The balance is striped or confection seeds. Both types of sunflowers are raised primarily for human consumption. Oil seeds are pressed to produce sunflower oil; confection seeds are marketed primarily as snack foods -- roasted both in and out of the shells. Most confection type seeds are exported to Europe (primarily Spain and Germany), but they're winning popularity in the U.S. among professional athletes as a tobacco substitute.</w:t>
+        <w:br/>
+        <w:t>The bird-seed market is secondary and generally gets the seeds that are ungraded unfit for human consumption. The primary standard for quality is size. Seeds for the bird-food market are nutritionally as good as those for human use. They're just smaller. By allocating low grade seeds to the bird food market, seed traders improve their profit margins or at least minimize their losses.</w:t>
+        <w:br/>
+        <w:t>Finally, on a more practical note, if you have ever examined sunflower seeds carefully, you've probably noticed that many of the seeds have tiny holes in them. Holes clearly made by insects. Fear not. Those holes were not made by an insect entering the seed to destroy it. They were made by insect larvae leaving the seed. They are exit holes.</w:t>
+        <w:br/>
+        <w:t>Seed weevils, which are small beetles, lay their eggs (one per seed) in the developing seed before the shell forms. After hatching, the grub eats a portion of the seed, then burrows through the seed hull and drops to the ground where it overwinters in the soil. The important point is that seed weevils rarely consume the entire seed. The portion that remains is fine for birds.</w:t>
+        <w:br/>
+        <w:t>That's the story behind the seed.</w:t>
         <w:br/>
         <w:br/>
-        <w:t>Graphic</w:t>
+        <w:t>Notes</w:t>
         <w:br/>
         <w:br/>
-        <w:t xml:space="preserve"> </w:t>
-        <w:br/>
-        <w:t>PHOTO; b/w, AP (Leona Helmsley)</w:t>
-        <w:br/>
-        <w:t xml:space="preserve"> </w:t>
-        <w:br/>
-        <w:t>CUTLINE: HELMSLEY</w:t>
+        <w:t>Scott Shalaway has a Ph.D. in wildlife ecology.</w:t>
       </w:r>
     </w:p>
     <w:sectPr>

--- a/example_articles/countries/Russia/5.countries_Russia_Other_publisher.docx
+++ b/example_articles/countries/Russia/5.countries_Russia_Other_publisher.docx
@@ -7,9 +7,7 @@
         <w:pStyle w:val="Heading1"/>
       </w:pPr>
       <w:r>
-        <w:t>LET'S TALK ABOUT SUNFLOWER SEEDS 1/2;</w:t>
-        <w:br/>
-        <w:t>THEIR LARGE, RAPID RISE IN POPULARITY CLEARLY IS MORE THAN A BIRD THING</w:t>
+        <w:t>Authors show why the Russians revolted</w:t>
       </w:r>
     </w:p>
     <w:p>
@@ -19,17 +17,17 @@
     </w:p>
     <w:p>
       <w:r>
-        <w:t>Date: 1993-10-31</w:t>
+        <w:t>Date: 1992-08-02</w:t>
       </w:r>
     </w:p>
     <w:p>
       <w:r>
-        <w:t>Section: SPORTS,</w:t>
+        <w:t>Section: Entertainment; On books; Pg. 10F</w:t>
       </w:r>
     </w:p>
     <w:p>
       <w:r>
-        <w:t>Source file: Other publishers/Files (500) (23).DOCX</w:t>
+        <w:t>Source file: Other publishers/Files (500) (27).DOCX</w:t>
       </w:r>
     </w:p>
     <w:p>
@@ -51,39 +49,43 @@
     </w:p>
     <w:p>
       <w:r>
-        <w:t>-- Prehistoric Native Americans were the first humans to eat sunflowers seeds.</w:t>
+        <w:t>Geeze, I thought I was really on top of my game during summer vacation.  I dragged along and read two wonderful books that I thought I'd package together in my column for August 2.  A creative idea about a very pregnant subject: Russia. So what happens?  I get home and read the New York Times Book Review of July 19 and they've plastered my idea all over their cover.</w:t>
         <w:br/>
-        <w:t>-- Russian immigrants in Canada ''reintroduced'' sunflower seeds as a human food to North America.</w:t>
+        <w:t xml:space="preserve"> Two problems here: First, I very seldom agree with what NYTBR splashes on its covers.  Second, I hate to look like a copycat.</w:t>
         <w:br/>
-        <w:t>-- Sunflower seeds, the single most popular wild bird food, are a by- product of the confection-seed and oil-seed markets.</w:t>
+        <w:t>But I'll swallow those reservations and plunge on, because recent events in Russia make the subject worthwhile and I'll give readers of both newspapers a slightly different spin on the major book under consideration.</w:t>
         <w:br/>
-        <w:t>These are just a few of the kernels of sunflower trivia I've picked up over the years as I've studied the wild-bird food business. Though people who feed birds tend to be preoccupied with the visitors at backyard bird feeders, the story behind the foods is a fascinating one.</w:t>
+        <w:t xml:space="preserve"> That would be The Last Tsar: The Life and Death of Nicholas II by Edvard Radzinsky translated by Marian Schwartz (Doubleday, 462 pages, $ 25).  I've been following this last tsar since it was spelled czar, since I was in junior high school.  There've been lots of good books, notably the popular "Nicholas and Alexandra." But for sheer emotional reading, nothing can touch Radzinsky's new book.</w:t>
         <w:br/>
-        <w:t>Archaeologists report that sunflowers seeds were used and cultivated by prehistoric Indian tribes in what is now the U.S. southwest. They were eaten and used in religious rituals and as decorations on utensils and baskets.</w:t>
+        <w:t xml:space="preserve"> Radzinsky, a very popular Russian dramatist, got started on the book when he roomed years ago in the same apartment building as a nonagenarian Russian actress, Vera Leonidovna Yureneva, who remembered the twilight of the Romanov regime.  Subsequently, with the advent of glasnost, he was allowed access to Nicholas the II's private daily diary.  Later, after the whole works toppled in Russia, all sorts of oldtimers who had something to do with the family's bloody execution in the basement of an Ekaterinburg villa in 1918 popped up and wrote letters to Radzinsky with new and fascinating details. (Despite recent revelations, Radzinsky finds no evidence that Anastasia and Tsarevitch Alexei survived the execution.)</w:t>
         <w:br/>
-        <w:t>In the 16th century, Spanish explorers took sunflower seeds back to Europe. They slowly spread across the continent and were used primarily for ornamental purposes for several hundred years. It took the Russians to recognize their food value.</w:t>
+        <w:t xml:space="preserve"> Readers of history needn't have a particular interest in the Romanovs' last gasp to understand that this book presages prospects for a great deal of "new" modern Russian history, which will be coming out of the woodwork for decades now that the communist watchdogs have been defanged or retired to the junkyard of history.</w:t>
         <w:br/>
-        <w:t>The Russian Orthodox church forbade the eating of oil-rich foods during the 40 days preceding both Christmas and Easter. Because sunflowers were new and unfamiliar, they were not on the list of forbidden foods. The working class welcomed this new source of meal and oil. By the mid-1850s many Russian farmers raised sunflowers, and even today Russia remains the world's leading producer of sunflower seeds.</w:t>
+        <w:t xml:space="preserve"> Radzinsky weaves his Yureneva interviews with Nicholas' diary entries and with confessions and admissions of old-line Bolsheviks to come up with a tapestry of an unbelievable subsegment of 20th century history - where costume balls for the privileged were juxtaposed with the grimy hardships of the working class, held together by tradition, the church and Mother Russia.</w:t>
         <w:br/>
-        <w:t>In the 1870s, Russian immigrants who had settled on the plains of what is now Manitoba and Saskatchewan raised Russian Mammoth sunflowers on their farms. By the 1880s, U.S. seed companies were selling Russian Mammoths in their catalogs.</w:t>
+        <w:t xml:space="preserve"> At the center of it all sat Nicholas II, hopelessly naive, unfit for office, devoutly religious, a 19th-century romantic with a suicidal attraction to both fatalism and authoritarianism.</w:t>
         <w:br/>
-        <w:t>Fifty years later, U.S. sunflower production averaged about 6 million pounds annually. In 1991, for example, U.S. farmers planted nearly 2.5 million acres of sunflowers for a total production of 1.5 million metric tons of sunflower seeds (average yield: 1,338 pounds per acre). North Dakota (1.6 million acres) led the U.S. in sunflower production, followed by South Dakota (427,00 acres) and Minnesota (280,000 acres).</w:t>
+        <w:t xml:space="preserve"> And his diaries are what makes this book go 'round, what makes "The Last Tsar" essential reading for anyone, even those who have read most of the other books.  From the recently released diaries emerges a very human fellow, devoted to his family, resigned to carry the psychological burden of his country in the most childlike manner possible.</w:t>
         <w:br/>
-        <w:t>Though the percentages vary from year to year, 75 to 85 percent of total production is black-oil seeds. The balance is striped or confection seeds. Both types of sunflowers are raised primarily for human consumption. Oil seeds are pressed to produce sunflower oil; confection seeds are marketed primarily as snack foods -- roasted both in and out of the shells. Most confection type seeds are exported to Europe (primarily Spain and Germany), but they're winning popularity in the U.S. among professional athletes as a tobacco substitute.</w:t>
+        <w:t xml:space="preserve"> Both the NYTBR and Kirkus Reviews rave about Radzinsky's style. Here's my spin: I found it the only flaw in this otherwise beautifully informative, moving book.  Overblown, bathetic, the stuff of soap operas, it tends to trivialize a story that might have told itself much more simply.</w:t>
         <w:br/>
-        <w:t>The bird-seed market is secondary and generally gets the seeds that are ungraded unfit for human consumption. The primary standard for quality is size. Seeds for the bird-food market are nutritionally as good as those for human use. They're just smaller. By allocating low grade seeds to the bird food market, seed traders improve their profit margins or at least minimize their losses.</w:t>
+        <w:t xml:space="preserve"> Sort of the way diarist Nicholas II told it from his point of view.  There are few new insights on the politics of pre-revolutionary Russia here.  But, when it comes to a look at the royal family, its hangers-on, and the reason the revolution succeeded and later failed, it's unbeatable.</w:t>
         <w:br/>
-        <w:t>Finally, on a more practical note, if you have ever examined sunflower seeds carefully, you've probably noticed that many of the seeds have tiny holes in them. Holes clearly made by insects. Fear not. Those holes were not made by an insect entering the seed to destroy it. They were made by insect larvae leaving the seed. They are exit holes.</w:t>
+        <w:t xml:space="preserve"> "The Last Tsar" has some very intimate pictures of pre-revolutionary Russia, but obviously can't match Before the Revolution: St. Petersburg in Photographs: 1890-1914, edited by Mikhail P. Iroshnikov, Yury B. Shelayev, Liudmila A. Protsai (Abrams, 312 pages, $ 60).  Here's a coffee-table book that makes you yearn to get out a samovar and switch to tea.  It's made up of an informative but not intrusive text by Soviet scholars and 307 full- and double-page photographs recently made available by the Central State Archive of Cinema and Photo Documents of St. Petersburg.</w:t>
         <w:br/>
-        <w:t>Seed weevils, which are small beetles, lay their eggs (one per seed) in the developing seed before the shell forms. After hatching, the grub eats a portion of the seed, then burrows through the seed hull and drops to the ground where it overwinters in the soil. The important point is that seed weevils rarely consume the entire seed. The portion that remains is fine for birds.</w:t>
+        <w:t xml:space="preserve"> Here we see the "eastern Paris," the "northern Venice," in its death rattlings, with bejeweled ladies and arrogant men in tuxedos making their rounds, unaware that they might soon be waiting tables in Paris, after the last diamonds are pawned - if they're luckier than the last Romanovs.  Juxtaposed to the tsar's fleet of huge, shiny Renaults, you'll see factory scenes of indescribable squalor.</w:t>
         <w:br/>
-        <w:t>That's the story behind the seed.</w:t>
+        <w:t xml:space="preserve"> Few photo books will get as much attention as this one.  Back in the early '70s there came a book that surprised everyone and made the bestseller lists.  Titled "Wisconsin Death Trip," it was a coffee-table book by scholar Michael Lesy, whose text purported to explain the psychic crisis that beset America in the late 19th century.  Readers loved the photographs by Charlie Van Slyke, the eccentric photographer from Black River Falls, Wis.  But reviewers tore apart Lesy's text, with good reason.</w:t>
+        <w:br/>
+        <w:t xml:space="preserve"> Such won't happen with "Before the Revolution," for its commentators have stuck to simple facts and let the photographs tell their sad, inevitable stories.</w:t>
         <w:br/>
         <w:br/>
-        <w:t>Notes</w:t>
+        <w:t>Graphic</w:t>
         <w:br/>
         <w:br/>
-        <w:t>Scott Shalaway has a Ph.D. in wildlife ecology.</w:t>
+        <w:t xml:space="preserve"> </w:t>
+        <w:br/>
+        <w:t>Photograph</w:t>
       </w:r>
     </w:p>
     <w:sectPr>
